--- a/Workspace/Testing/Test plan/punti singoli/TestPlan unit testing/Testplan - TaskCommonService.docx
+++ b/Workspace/Testing/Test plan/punti singoli/TestPlan unit testing/Testplan - TaskCommonService.docx
@@ -1682,9 +1682,9 @@
     <w:p/>
     <w:p/>
     <w:p>
-      <w:r>
-        <w:t>//</w:t>
-      </w:r>
+      <w:pPr>
+        <w:pStyle w:val="Titolo4"/>
+      </w:pPr>
       <w:proofErr w:type="spellStart"/>
       <w:r>
         <w:t>downloadAllegato</w:t>
@@ -1692,12 +1692,636 @@
       <w:proofErr w:type="spellEnd"/>
     </w:p>
     <w:p/>
+    <w:tbl>
+      <w:tblPr>
+        <w:tblStyle w:val="Grigliatabella"/>
+        <w:tblW w:w="0" w:type="auto"/>
+        <w:tblLook w:val="04A0" w:firstRow="1" w:lastRow="0" w:firstColumn="1" w:lastColumn="0" w:noHBand="0" w:noVBand="1"/>
+      </w:tblPr>
+      <w:tblGrid>
+        <w:gridCol w:w="2216"/>
+        <w:gridCol w:w="3796"/>
+        <w:gridCol w:w="2223"/>
+      </w:tblGrid>
+      <w:tr>
+        <w:tc>
+          <w:tcPr>
+            <w:tcW w:w="0" w:type="auto"/>
+            <w:hideMark/>
+          </w:tcPr>
+          <w:p>
+            <w:pPr>
+              <w:spacing w:after="160" w:line="259" w:lineRule="auto"/>
+            </w:pPr>
+            <w:proofErr w:type="spellStart"/>
+            <w:r>
+              <w:rPr>
+                <w:b/>
+                <w:bCs/>
+              </w:rPr>
+              <w:t>Category</w:t>
+            </w:r>
+            <w:proofErr w:type="spellEnd"/>
+          </w:p>
+        </w:tc>
+        <w:tc>
+          <w:tcPr>
+            <w:tcW w:w="0" w:type="auto"/>
+            <w:hideMark/>
+          </w:tcPr>
+          <w:p>
+            <w:pPr>
+              <w:spacing w:after="160" w:line="259" w:lineRule="auto"/>
+            </w:pPr>
+            <w:r>
+              <w:rPr>
+                <w:b/>
+                <w:bCs/>
+              </w:rPr>
+              <w:t>Partizione</w:t>
+            </w:r>
+          </w:p>
+        </w:tc>
+        <w:tc>
+          <w:tcPr>
+            <w:tcW w:w="0" w:type="auto"/>
+            <w:hideMark/>
+          </w:tcPr>
+          <w:p>
+            <w:pPr>
+              <w:spacing w:after="160" w:line="259" w:lineRule="auto"/>
+            </w:pPr>
+            <w:r>
+              <w:rPr>
+                <w:b/>
+                <w:bCs/>
+              </w:rPr>
+              <w:t>Vincoli</w:t>
+            </w:r>
+          </w:p>
+        </w:tc>
+      </w:tr>
+      <w:tr>
+        <w:tc>
+          <w:tcPr>
+            <w:tcW w:w="0" w:type="auto"/>
+            <w:vMerge w:val="restart"/>
+            <w:hideMark/>
+          </w:tcPr>
+          <w:p>
+            <w:pPr>
+              <w:spacing w:after="160" w:line="259" w:lineRule="auto"/>
+            </w:pPr>
+            <w:r>
+              <w:rPr>
+                <w:b/>
+                <w:bCs/>
+              </w:rPr>
+              <w:t xml:space="preserve">Parametro </w:t>
+            </w:r>
+            <w:proofErr w:type="spellStart"/>
+            <w:r>
+              <w:rPr>
+                <w:b/>
+                <w:bCs/>
+              </w:rPr>
+              <w:t>taskID</w:t>
+            </w:r>
+            <w:proofErr w:type="spellEnd"/>
+          </w:p>
+        </w:tc>
+        <w:tc>
+          <w:tcPr>
+            <w:tcW w:w="0" w:type="auto"/>
+            <w:hideMark/>
+          </w:tcPr>
+          <w:p>
+            <w:pPr>
+              <w:spacing w:after="160" w:line="259" w:lineRule="auto"/>
+            </w:pPr>
+            <w:r>
+              <w:t>Intero positivo (&gt; 0)</w:t>
+            </w:r>
+          </w:p>
+        </w:tc>
+        <w:tc>
+          <w:tcPr>
+            <w:tcW w:w="0" w:type="auto"/>
+            <w:hideMark/>
+          </w:tcPr>
+          <w:p>
+            <w:pPr>
+              <w:spacing w:after="160" w:line="259" w:lineRule="auto"/>
+            </w:pPr>
+            <w:r>
+              <w:t>[</w:t>
+            </w:r>
+            <w:proofErr w:type="spellStart"/>
+            <w:r>
+              <w:t>property</w:t>
+            </w:r>
+            <w:proofErr w:type="spellEnd"/>
+            <w:r>
+              <w:t xml:space="preserve"> </w:t>
+            </w:r>
+            <w:proofErr w:type="spellStart"/>
+            <w:r>
+              <w:t>IdOk</w:t>
+            </w:r>
+            <w:proofErr w:type="spellEnd"/>
+            <w:r>
+              <w:t>]</w:t>
+            </w:r>
+          </w:p>
+        </w:tc>
+      </w:tr>
+      <w:tr>
+        <w:tc>
+          <w:tcPr>
+            <w:tcW w:w="0" w:type="auto"/>
+            <w:vMerge/>
+            <w:hideMark/>
+          </w:tcPr>
+          <w:p>
+            <w:pPr>
+              <w:spacing w:after="160" w:line="259" w:lineRule="auto"/>
+            </w:pPr>
+          </w:p>
+        </w:tc>
+        <w:tc>
+          <w:tcPr>
+            <w:tcW w:w="0" w:type="auto"/>
+            <w:hideMark/>
+          </w:tcPr>
+          <w:p>
+            <w:pPr>
+              <w:spacing w:after="160" w:line="259" w:lineRule="auto"/>
+            </w:pPr>
+            <w:r>
+              <w:t>Intero non positivo (&lt;= 0)</w:t>
+            </w:r>
+          </w:p>
+        </w:tc>
+        <w:tc>
+          <w:tcPr>
+            <w:tcW w:w="0" w:type="auto"/>
+            <w:hideMark/>
+          </w:tcPr>
+          <w:p>
+            <w:pPr>
+              <w:spacing w:after="160" w:line="259" w:lineRule="auto"/>
+            </w:pPr>
+            <w:r>
+              <w:t>[</w:t>
+            </w:r>
+            <w:proofErr w:type="spellStart"/>
+            <w:r>
+              <w:t>error</w:t>
+            </w:r>
+            <w:proofErr w:type="spellEnd"/>
+            <w:r>
+              <w:t>]</w:t>
+            </w:r>
+          </w:p>
+        </w:tc>
+      </w:tr>
+      <w:tr>
+        <w:tc>
+          <w:tcPr>
+            <w:tcW w:w="0" w:type="auto"/>
+            <w:vMerge w:val="restart"/>
+            <w:hideMark/>
+          </w:tcPr>
+          <w:p>
+            <w:pPr>
+              <w:spacing w:after="160" w:line="259" w:lineRule="auto"/>
+            </w:pPr>
+            <w:r>
+              <w:rPr>
+                <w:b/>
+                <w:bCs/>
+              </w:rPr>
+              <w:t>Stato DB (Allegato)</w:t>
+            </w:r>
+          </w:p>
+        </w:tc>
+        <w:tc>
+          <w:tcPr>
+            <w:tcW w:w="0" w:type="auto"/>
+            <w:hideMark/>
+          </w:tcPr>
+          <w:p>
+            <w:pPr>
+              <w:spacing w:after="160" w:line="259" w:lineRule="auto"/>
+            </w:pPr>
+            <w:r>
+              <w:t xml:space="preserve">Esiste un allegato per questo </w:t>
+            </w:r>
+            <w:proofErr w:type="spellStart"/>
+            <w:r>
+              <w:t>taskID</w:t>
+            </w:r>
+            <w:proofErr w:type="spellEnd"/>
+          </w:p>
+        </w:tc>
+        <w:tc>
+          <w:tcPr>
+            <w:tcW w:w="0" w:type="auto"/>
+            <w:hideMark/>
+          </w:tcPr>
+          <w:p>
+            <w:pPr>
+              <w:spacing w:after="160" w:line="259" w:lineRule="auto"/>
+            </w:pPr>
+            <w:r>
+              <w:t>[</w:t>
+            </w:r>
+            <w:proofErr w:type="spellStart"/>
+            <w:r>
+              <w:t>property</w:t>
+            </w:r>
+            <w:proofErr w:type="spellEnd"/>
+            <w:r>
+              <w:t xml:space="preserve"> Found]</w:t>
+            </w:r>
+          </w:p>
+        </w:tc>
+      </w:tr>
+      <w:tr>
+        <w:tc>
+          <w:tcPr>
+            <w:tcW w:w="0" w:type="auto"/>
+            <w:vMerge/>
+            <w:hideMark/>
+          </w:tcPr>
+          <w:p>
+            <w:pPr>
+              <w:spacing w:after="160" w:line="259" w:lineRule="auto"/>
+            </w:pPr>
+          </w:p>
+        </w:tc>
+        <w:tc>
+          <w:tcPr>
+            <w:tcW w:w="0" w:type="auto"/>
+            <w:hideMark/>
+          </w:tcPr>
+          <w:p>
+            <w:pPr>
+              <w:spacing w:after="160" w:line="259" w:lineRule="auto"/>
+            </w:pPr>
+            <w:r>
+              <w:t xml:space="preserve">Non esiste allegato per questo </w:t>
+            </w:r>
+            <w:proofErr w:type="spellStart"/>
+            <w:r>
+              <w:t>taskID</w:t>
+            </w:r>
+            <w:proofErr w:type="spellEnd"/>
+          </w:p>
+        </w:tc>
+        <w:tc>
+          <w:tcPr>
+            <w:tcW w:w="0" w:type="auto"/>
+            <w:hideMark/>
+          </w:tcPr>
+          <w:p>
+            <w:pPr>
+              <w:spacing w:after="160" w:line="259" w:lineRule="auto"/>
+            </w:pPr>
+            <w:r>
+              <w:t>[</w:t>
+            </w:r>
+            <w:proofErr w:type="spellStart"/>
+            <w:r>
+              <w:t>property</w:t>
+            </w:r>
+            <w:proofErr w:type="spellEnd"/>
+            <w:r>
+              <w:t xml:space="preserve"> </w:t>
+            </w:r>
+            <w:proofErr w:type="spellStart"/>
+            <w:r>
+              <w:t>NotFound</w:t>
+            </w:r>
+            <w:proofErr w:type="spellEnd"/>
+            <w:r>
+              <w:t>]</w:t>
+            </w:r>
+          </w:p>
+        </w:tc>
+      </w:tr>
+    </w:tbl>
+    <w:p/>
+    <w:p>
+      <w:pPr>
+        <w:pStyle w:val="Titolo4"/>
+      </w:pPr>
+      <w:r>
+        <w:t>Test frames</w:t>
+      </w:r>
+    </w:p>
+    <w:p/>
+    <w:tbl>
+      <w:tblPr>
+        <w:tblStyle w:val="Grigliatabella"/>
+        <w:tblW w:w="0" w:type="auto"/>
+        <w:tblLook w:val="04A0" w:firstRow="1" w:lastRow="0" w:firstColumn="1" w:lastColumn="0" w:noHBand="0" w:noVBand="1"/>
+      </w:tblPr>
+      <w:tblGrid>
+        <w:gridCol w:w="1223"/>
+        <w:gridCol w:w="1624"/>
+        <w:gridCol w:w="1216"/>
+        <w:gridCol w:w="4162"/>
+      </w:tblGrid>
+      <w:tr>
+        <w:tc>
+          <w:tcPr>
+            <w:tcW w:w="0" w:type="auto"/>
+            <w:hideMark/>
+          </w:tcPr>
+          <w:p>
+            <w:pPr>
+              <w:spacing w:after="160" w:line="259" w:lineRule="auto"/>
+            </w:pPr>
+            <w:r>
+              <w:rPr>
+                <w:b/>
+                <w:bCs/>
+              </w:rPr>
+              <w:t>ID Frame</w:t>
+            </w:r>
+          </w:p>
+        </w:tc>
+        <w:tc>
+          <w:tcPr>
+            <w:tcW w:w="0" w:type="auto"/>
+            <w:hideMark/>
+          </w:tcPr>
+          <w:p>
+            <w:pPr>
+              <w:spacing w:after="160" w:line="259" w:lineRule="auto"/>
+            </w:pPr>
+            <w:r>
+              <w:rPr>
+                <w:b/>
+                <w:bCs/>
+              </w:rPr>
+              <w:t xml:space="preserve">Input: </w:t>
+            </w:r>
+            <w:proofErr w:type="spellStart"/>
+            <w:r>
+              <w:rPr>
+                <w:b/>
+                <w:bCs/>
+              </w:rPr>
+              <w:t>taskID</w:t>
+            </w:r>
+            <w:proofErr w:type="spellEnd"/>
+          </w:p>
+        </w:tc>
+        <w:tc>
+          <w:tcPr>
+            <w:tcW w:w="0" w:type="auto"/>
+            <w:hideMark/>
+          </w:tcPr>
+          <w:p>
+            <w:pPr>
+              <w:spacing w:after="160" w:line="259" w:lineRule="auto"/>
+            </w:pPr>
+            <w:r>
+              <w:rPr>
+                <w:b/>
+                <w:bCs/>
+              </w:rPr>
+              <w:t xml:space="preserve">Stato DB </w:t>
+            </w:r>
+          </w:p>
+        </w:tc>
+        <w:tc>
+          <w:tcPr>
+            <w:tcW w:w="0" w:type="auto"/>
+            <w:hideMark/>
+          </w:tcPr>
+          <w:p>
+            <w:pPr>
+              <w:spacing w:after="160" w:line="259" w:lineRule="auto"/>
+            </w:pPr>
+            <w:r>
+              <w:rPr>
+                <w:b/>
+                <w:bCs/>
+              </w:rPr>
+              <w:t>Risultato Atteso (Allegato)</w:t>
+            </w:r>
+          </w:p>
+        </w:tc>
+      </w:tr>
+      <w:tr>
+        <w:tc>
+          <w:tcPr>
+            <w:tcW w:w="0" w:type="auto"/>
+            <w:hideMark/>
+          </w:tcPr>
+          <w:p>
+            <w:pPr>
+              <w:spacing w:after="160" w:line="259" w:lineRule="auto"/>
+            </w:pPr>
+            <w:r>
+              <w:rPr>
+                <w:b/>
+                <w:bCs/>
+              </w:rPr>
+              <w:t>TF_1</w:t>
+            </w:r>
+          </w:p>
+        </w:tc>
+        <w:tc>
+          <w:tcPr>
+            <w:tcW w:w="0" w:type="auto"/>
+            <w:hideMark/>
+          </w:tcPr>
+          <w:p>
+            <w:pPr>
+              <w:spacing w:after="160" w:line="259" w:lineRule="auto"/>
+            </w:pPr>
+            <w:r>
+              <w:t>Positivo</w:t>
+            </w:r>
+          </w:p>
+        </w:tc>
+        <w:tc>
+          <w:tcPr>
+            <w:tcW w:w="0" w:type="auto"/>
+            <w:hideMark/>
+          </w:tcPr>
+          <w:p>
+            <w:pPr>
+              <w:spacing w:after="160" w:line="259" w:lineRule="auto"/>
+            </w:pPr>
+            <w:r>
+              <w:t>Presente</w:t>
+            </w:r>
+          </w:p>
+        </w:tc>
+        <w:tc>
+          <w:tcPr>
+            <w:tcW w:w="0" w:type="auto"/>
+            <w:hideMark/>
+          </w:tcPr>
+          <w:p>
+            <w:pPr>
+              <w:spacing w:after="160" w:line="259" w:lineRule="auto"/>
+            </w:pPr>
+            <w:r>
+              <w:t xml:space="preserve">Oggetto Allegato (Non </w:t>
+            </w:r>
+            <w:proofErr w:type="spellStart"/>
+            <w:r>
+              <w:t>null</w:t>
+            </w:r>
+            <w:proofErr w:type="spellEnd"/>
+            <w:r>
+              <w:t>, dati corretti)</w:t>
+            </w:r>
+          </w:p>
+        </w:tc>
+      </w:tr>
+      <w:tr>
+        <w:tc>
+          <w:tcPr>
+            <w:tcW w:w="0" w:type="auto"/>
+            <w:hideMark/>
+          </w:tcPr>
+          <w:p>
+            <w:pPr>
+              <w:spacing w:after="160" w:line="259" w:lineRule="auto"/>
+            </w:pPr>
+            <w:r>
+              <w:rPr>
+                <w:b/>
+                <w:bCs/>
+              </w:rPr>
+              <w:t>TF_2</w:t>
+            </w:r>
+          </w:p>
+        </w:tc>
+        <w:tc>
+          <w:tcPr>
+            <w:tcW w:w="0" w:type="auto"/>
+            <w:hideMark/>
+          </w:tcPr>
+          <w:p>
+            <w:pPr>
+              <w:spacing w:after="160" w:line="259" w:lineRule="auto"/>
+            </w:pPr>
+            <w:r>
+              <w:t>Positivo</w:t>
+            </w:r>
+          </w:p>
+        </w:tc>
+        <w:tc>
+          <w:tcPr>
+            <w:tcW w:w="0" w:type="auto"/>
+            <w:hideMark/>
+          </w:tcPr>
+          <w:p>
+            <w:pPr>
+              <w:spacing w:after="160" w:line="259" w:lineRule="auto"/>
+            </w:pPr>
+            <w:r>
+              <w:t>Assente</w:t>
+            </w:r>
+          </w:p>
+        </w:tc>
+        <w:tc>
+          <w:tcPr>
+            <w:tcW w:w="0" w:type="auto"/>
+            <w:hideMark/>
+          </w:tcPr>
+          <w:p>
+            <w:pPr>
+              <w:spacing w:after="160" w:line="259" w:lineRule="auto"/>
+            </w:pPr>
+            <w:r>
+              <w:t xml:space="preserve">Null </w:t>
+            </w:r>
+          </w:p>
+        </w:tc>
+      </w:tr>
+      <w:tr>
+        <w:tc>
+          <w:tcPr>
+            <w:tcW w:w="0" w:type="auto"/>
+            <w:hideMark/>
+          </w:tcPr>
+          <w:p>
+            <w:pPr>
+              <w:spacing w:after="160" w:line="259" w:lineRule="auto"/>
+            </w:pPr>
+            <w:r>
+              <w:rPr>
+                <w:b/>
+                <w:bCs/>
+              </w:rPr>
+              <w:t>TF_3</w:t>
+            </w:r>
+          </w:p>
+        </w:tc>
+        <w:tc>
+          <w:tcPr>
+            <w:tcW w:w="0" w:type="auto"/>
+            <w:hideMark/>
+          </w:tcPr>
+          <w:p>
+            <w:pPr>
+              <w:spacing w:after="160" w:line="259" w:lineRule="auto"/>
+            </w:pPr>
+            <w:r>
+              <w:t>Non positivo</w:t>
+            </w:r>
+          </w:p>
+        </w:tc>
+        <w:tc>
+          <w:tcPr>
+            <w:tcW w:w="0" w:type="auto"/>
+            <w:hideMark/>
+          </w:tcPr>
+          <w:p>
+            <w:pPr>
+              <w:spacing w:after="160" w:line="259" w:lineRule="auto"/>
+            </w:pPr>
+            <w:r>
+              <w:t>Irrilevante</w:t>
+            </w:r>
+          </w:p>
+        </w:tc>
+        <w:tc>
+          <w:tcPr>
+            <w:tcW w:w="0" w:type="auto"/>
+            <w:hideMark/>
+          </w:tcPr>
+          <w:p>
+            <w:pPr>
+              <w:spacing w:after="160" w:line="259" w:lineRule="auto"/>
+            </w:pPr>
+            <w:proofErr w:type="spellStart"/>
+            <w:r>
+              <w:t>IllegalArgumentException</w:t>
+            </w:r>
+            <w:proofErr w:type="spellEnd"/>
+          </w:p>
+        </w:tc>
+      </w:tr>
+    </w:tbl>
+    <w:p/>
+    <w:p/>
     <w:p>
       <w:pPr>
         <w:pStyle w:val="Titolo2"/>
       </w:pPr>
       <w:proofErr w:type="spellStart"/>
       <w:r>
+        <w:lastRenderedPageBreak/>
         <w:t>TaskSupervisoreService</w:t>
       </w:r>
       <w:proofErr w:type="spellEnd"/>
@@ -2981,6 +3605,7 @@
                 <w:b/>
                 <w:bCs/>
               </w:rPr>
+              <w:lastRenderedPageBreak/>
               <w:t>Parametro Titolo</w:t>
             </w:r>
           </w:p>
@@ -4394,6 +5019,7 @@
                 <w:b/>
                 <w:bCs/>
               </w:rPr>
+              <w:lastRenderedPageBreak/>
               <w:t>TF_4</w:t>
             </w:r>
           </w:p>
@@ -4975,7 +5601,6 @@
                 <w:b/>
                 <w:bCs/>
               </w:rPr>
-              <w:lastRenderedPageBreak/>
               <w:t>Category</w:t>
             </w:r>
             <w:proofErr w:type="spellEnd"/>
@@ -5504,6 +6129,7 @@
                 <w:b/>
                 <w:bCs/>
               </w:rPr>
+              <w:lastRenderedPageBreak/>
               <w:t>TF_3</w:t>
             </w:r>
           </w:p>
@@ -6012,7 +6638,6 @@
                 <w:b/>
                 <w:bCs/>
               </w:rPr>
-              <w:lastRenderedPageBreak/>
               <w:t>TF_1</w:t>
             </w:r>
           </w:p>
@@ -6191,12 +6816,1427 @@
     <w:p/>
     <w:p>
       <w:pPr>
-        <w:pStyle w:val="Titolo2"/>
+        <w:pStyle w:val="Titolo4"/>
+      </w:pPr>
+      <w:proofErr w:type="spellStart"/>
+      <w:r>
+        <w:t>uploadAllegato</w:t>
+      </w:r>
+      <w:proofErr w:type="spellEnd"/>
+    </w:p>
+    <w:p/>
+    <w:tbl>
+      <w:tblPr>
+        <w:tblStyle w:val="Grigliatabella"/>
+        <w:tblW w:w="0" w:type="auto"/>
+        <w:tblLook w:val="04A0" w:firstRow="1" w:lastRow="0" w:firstColumn="1" w:lastColumn="0" w:noHBand="0" w:noVBand="1"/>
+      </w:tblPr>
+      <w:tblGrid>
+        <w:gridCol w:w="2890"/>
+        <w:gridCol w:w="3789"/>
+        <w:gridCol w:w="2476"/>
+      </w:tblGrid>
+      <w:tr>
+        <w:tc>
+          <w:tcPr>
+            <w:tcW w:w="0" w:type="auto"/>
+            <w:hideMark/>
+          </w:tcPr>
+          <w:p>
+            <w:pPr>
+              <w:spacing w:after="160" w:line="259" w:lineRule="auto"/>
+            </w:pPr>
+            <w:proofErr w:type="spellStart"/>
+            <w:r>
+              <w:rPr>
+                <w:b/>
+                <w:bCs/>
+              </w:rPr>
+              <w:t>Category</w:t>
+            </w:r>
+            <w:proofErr w:type="spellEnd"/>
+          </w:p>
+        </w:tc>
+        <w:tc>
+          <w:tcPr>
+            <w:tcW w:w="0" w:type="auto"/>
+            <w:hideMark/>
+          </w:tcPr>
+          <w:p>
+            <w:pPr>
+              <w:spacing w:after="160" w:line="259" w:lineRule="auto"/>
+            </w:pPr>
+            <w:r>
+              <w:rPr>
+                <w:b/>
+                <w:bCs/>
+              </w:rPr>
+              <w:t>Partizione</w:t>
+            </w:r>
+          </w:p>
+        </w:tc>
+        <w:tc>
+          <w:tcPr>
+            <w:tcW w:w="0" w:type="auto"/>
+            <w:hideMark/>
+          </w:tcPr>
+          <w:p>
+            <w:pPr>
+              <w:spacing w:after="160" w:line="259" w:lineRule="auto"/>
+            </w:pPr>
+            <w:r>
+              <w:rPr>
+                <w:b/>
+                <w:bCs/>
+              </w:rPr>
+              <w:t>Vincoli</w:t>
+            </w:r>
+          </w:p>
+        </w:tc>
+      </w:tr>
+      <w:tr>
+        <w:tc>
+          <w:tcPr>
+            <w:tcW w:w="0" w:type="auto"/>
+            <w:vMerge w:val="restart"/>
+            <w:vAlign w:val="center"/>
+            <w:hideMark/>
+          </w:tcPr>
+          <w:p>
+            <w:pPr>
+              <w:spacing w:after="160" w:line="259" w:lineRule="auto"/>
+            </w:pPr>
+            <w:r>
+              <w:rPr>
+                <w:b/>
+                <w:bCs/>
+              </w:rPr>
+              <w:t xml:space="preserve">Parametro </w:t>
+            </w:r>
+            <w:proofErr w:type="spellStart"/>
+            <w:r>
+              <w:rPr>
+                <w:b/>
+                <w:bCs/>
+              </w:rPr>
+              <w:t>FileItem</w:t>
+            </w:r>
+            <w:proofErr w:type="spellEnd"/>
+          </w:p>
+        </w:tc>
+        <w:tc>
+          <w:tcPr>
+            <w:tcW w:w="0" w:type="auto"/>
+            <w:hideMark/>
+          </w:tcPr>
+          <w:p>
+            <w:pPr>
+              <w:spacing w:after="160" w:line="259" w:lineRule="auto"/>
+            </w:pPr>
+            <w:r>
+              <w:t xml:space="preserve">Oggetto istanziato (!= </w:t>
+            </w:r>
+            <w:proofErr w:type="spellStart"/>
+            <w:r>
+              <w:t>null</w:t>
+            </w:r>
+            <w:proofErr w:type="spellEnd"/>
+            <w:r>
+              <w:t>)</w:t>
+            </w:r>
+          </w:p>
+        </w:tc>
+        <w:tc>
+          <w:tcPr>
+            <w:tcW w:w="0" w:type="auto"/>
+            <w:hideMark/>
+          </w:tcPr>
+          <w:p>
+            <w:pPr>
+              <w:spacing w:after="160" w:line="259" w:lineRule="auto"/>
+            </w:pPr>
+            <w:r>
+              <w:t>[</w:t>
+            </w:r>
+            <w:proofErr w:type="spellStart"/>
+            <w:r>
+              <w:t>property</w:t>
+            </w:r>
+            <w:proofErr w:type="spellEnd"/>
+            <w:r>
+              <w:t xml:space="preserve"> </w:t>
+            </w:r>
+            <w:proofErr w:type="spellStart"/>
+            <w:r>
+              <w:t>FileOk</w:t>
+            </w:r>
+            <w:proofErr w:type="spellEnd"/>
+            <w:r>
+              <w:t>]</w:t>
+            </w:r>
+          </w:p>
+        </w:tc>
+      </w:tr>
+      <w:tr>
+        <w:tc>
+          <w:tcPr>
+            <w:tcW w:w="0" w:type="auto"/>
+            <w:vMerge/>
+            <w:vAlign w:val="center"/>
+            <w:hideMark/>
+          </w:tcPr>
+          <w:p>
+            <w:pPr>
+              <w:spacing w:after="160" w:line="259" w:lineRule="auto"/>
+            </w:pPr>
+          </w:p>
+        </w:tc>
+        <w:tc>
+          <w:tcPr>
+            <w:tcW w:w="0" w:type="auto"/>
+            <w:hideMark/>
+          </w:tcPr>
+          <w:p>
+            <w:pPr>
+              <w:spacing w:after="160" w:line="259" w:lineRule="auto"/>
+            </w:pPr>
+            <w:proofErr w:type="spellStart"/>
+            <w:r>
+              <w:t>null</w:t>
+            </w:r>
+            <w:proofErr w:type="spellEnd"/>
+          </w:p>
+        </w:tc>
+        <w:tc>
+          <w:tcPr>
+            <w:tcW w:w="0" w:type="auto"/>
+            <w:hideMark/>
+          </w:tcPr>
+          <w:p>
+            <w:pPr>
+              <w:spacing w:after="160" w:line="259" w:lineRule="auto"/>
+            </w:pPr>
+            <w:r>
+              <w:t>[</w:t>
+            </w:r>
+            <w:proofErr w:type="spellStart"/>
+            <w:r>
+              <w:t>error</w:t>
+            </w:r>
+            <w:proofErr w:type="spellEnd"/>
+            <w:r>
+              <w:t>]</w:t>
+            </w:r>
+          </w:p>
+        </w:tc>
+      </w:tr>
+      <w:tr>
+        <w:tc>
+          <w:tcPr>
+            <w:tcW w:w="0" w:type="auto"/>
+            <w:vMerge w:val="restart"/>
+            <w:vAlign w:val="center"/>
+            <w:hideMark/>
+          </w:tcPr>
+          <w:p>
+            <w:pPr>
+              <w:spacing w:after="160" w:line="259" w:lineRule="auto"/>
+            </w:pPr>
+            <w:r>
+              <w:rPr>
+                <w:b/>
+                <w:bCs/>
+              </w:rPr>
+              <w:t xml:space="preserve">Proprietà </w:t>
+            </w:r>
+            <w:proofErr w:type="spellStart"/>
+            <w:r>
+              <w:rPr>
+                <w:b/>
+                <w:bCs/>
+              </w:rPr>
+              <w:t>FileName</w:t>
+            </w:r>
+            <w:proofErr w:type="spellEnd"/>
+          </w:p>
+        </w:tc>
+        <w:tc>
+          <w:tcPr>
+            <w:tcW w:w="0" w:type="auto"/>
+            <w:hideMark/>
+          </w:tcPr>
+          <w:p>
+            <w:pPr>
+              <w:spacing w:after="160" w:line="259" w:lineRule="auto"/>
+            </w:pPr>
+            <w:r>
+              <w:t xml:space="preserve">Nome presente (!= </w:t>
+            </w:r>
+            <w:proofErr w:type="spellStart"/>
+            <w:r>
+              <w:t>null</w:t>
+            </w:r>
+            <w:proofErr w:type="spellEnd"/>
+            <w:r>
+              <w:t xml:space="preserve"> e non vuoto)</w:t>
+            </w:r>
+          </w:p>
+        </w:tc>
+        <w:tc>
+          <w:tcPr>
+            <w:tcW w:w="0" w:type="auto"/>
+            <w:hideMark/>
+          </w:tcPr>
+          <w:p>
+            <w:pPr>
+              <w:spacing w:after="160" w:line="259" w:lineRule="auto"/>
+            </w:pPr>
+            <w:r>
+              <w:t>[</w:t>
+            </w:r>
+            <w:proofErr w:type="spellStart"/>
+            <w:r>
+              <w:t>property</w:t>
+            </w:r>
+            <w:proofErr w:type="spellEnd"/>
+            <w:r>
+              <w:t xml:space="preserve"> </w:t>
+            </w:r>
+            <w:proofErr w:type="spellStart"/>
+            <w:r>
+              <w:t>NameOk</w:t>
+            </w:r>
+            <w:proofErr w:type="spellEnd"/>
+            <w:r>
+              <w:t>]</w:t>
+            </w:r>
+          </w:p>
+        </w:tc>
+      </w:tr>
+      <w:tr>
+        <w:tc>
+          <w:tcPr>
+            <w:tcW w:w="0" w:type="auto"/>
+            <w:vMerge/>
+            <w:vAlign w:val="center"/>
+            <w:hideMark/>
+          </w:tcPr>
+          <w:p>
+            <w:pPr>
+              <w:spacing w:after="160" w:line="259" w:lineRule="auto"/>
+            </w:pPr>
+          </w:p>
+        </w:tc>
+        <w:tc>
+          <w:tcPr>
+            <w:tcW w:w="0" w:type="auto"/>
+            <w:hideMark/>
+          </w:tcPr>
+          <w:p>
+            <w:pPr>
+              <w:spacing w:after="160" w:line="259" w:lineRule="auto"/>
+            </w:pPr>
+            <w:r>
+              <w:t xml:space="preserve">Nome </w:t>
+            </w:r>
+            <w:proofErr w:type="spellStart"/>
+            <w:r>
+              <w:t>null</w:t>
+            </w:r>
+            <w:proofErr w:type="spellEnd"/>
+            <w:r>
+              <w:t xml:space="preserve"> o vuoto</w:t>
+            </w:r>
+          </w:p>
+        </w:tc>
+        <w:tc>
+          <w:tcPr>
+            <w:tcW w:w="0" w:type="auto"/>
+            <w:hideMark/>
+          </w:tcPr>
+          <w:p>
+            <w:pPr>
+              <w:spacing w:after="160" w:line="259" w:lineRule="auto"/>
+            </w:pPr>
+            <w:r>
+              <w:t>[</w:t>
+            </w:r>
+            <w:proofErr w:type="spellStart"/>
+            <w:r>
+              <w:t>error</w:t>
+            </w:r>
+            <w:proofErr w:type="spellEnd"/>
+            <w:r>
+              <w:t>]</w:t>
+            </w:r>
+          </w:p>
+        </w:tc>
+      </w:tr>
+      <w:tr>
+        <w:tc>
+          <w:tcPr>
+            <w:tcW w:w="0" w:type="auto"/>
+            <w:vMerge w:val="restart"/>
+            <w:vAlign w:val="center"/>
+            <w:hideMark/>
+          </w:tcPr>
+          <w:p>
+            <w:pPr>
+              <w:spacing w:after="160" w:line="259" w:lineRule="auto"/>
+            </w:pPr>
+            <w:r>
+              <w:rPr>
+                <w:b/>
+                <w:bCs/>
+              </w:rPr>
+              <w:t xml:space="preserve">Parametro </w:t>
+            </w:r>
+            <w:proofErr w:type="spellStart"/>
+            <w:r>
+              <w:rPr>
+                <w:b/>
+                <w:bCs/>
+              </w:rPr>
+              <w:t>UploadDir</w:t>
+            </w:r>
+            <w:proofErr w:type="spellEnd"/>
+          </w:p>
+        </w:tc>
+        <w:tc>
+          <w:tcPr>
+            <w:tcW w:w="0" w:type="auto"/>
+            <w:hideMark/>
+          </w:tcPr>
+          <w:p>
+            <w:pPr>
+              <w:spacing w:after="160" w:line="259" w:lineRule="auto"/>
+            </w:pPr>
+            <w:r>
+              <w:t xml:space="preserve">Percorso valido stringa (!= </w:t>
+            </w:r>
+            <w:proofErr w:type="spellStart"/>
+            <w:r>
+              <w:t>null</w:t>
+            </w:r>
+            <w:proofErr w:type="spellEnd"/>
+            <w:r>
+              <w:t>)</w:t>
+            </w:r>
+          </w:p>
+        </w:tc>
+        <w:tc>
+          <w:tcPr>
+            <w:tcW w:w="0" w:type="auto"/>
+            <w:hideMark/>
+          </w:tcPr>
+          <w:p>
+            <w:pPr>
+              <w:spacing w:after="160" w:line="259" w:lineRule="auto"/>
+            </w:pPr>
+            <w:r>
+              <w:t>[</w:t>
+            </w:r>
+            <w:proofErr w:type="spellStart"/>
+            <w:r>
+              <w:t>property</w:t>
+            </w:r>
+            <w:proofErr w:type="spellEnd"/>
+            <w:r>
+              <w:t xml:space="preserve"> </w:t>
+            </w:r>
+            <w:proofErr w:type="spellStart"/>
+            <w:r>
+              <w:t>DirParamOk</w:t>
+            </w:r>
+            <w:proofErr w:type="spellEnd"/>
+            <w:r>
+              <w:t>]</w:t>
+            </w:r>
+          </w:p>
+        </w:tc>
+      </w:tr>
+      <w:tr>
+        <w:tc>
+          <w:tcPr>
+            <w:tcW w:w="0" w:type="auto"/>
+            <w:vMerge/>
+            <w:vAlign w:val="center"/>
+            <w:hideMark/>
+          </w:tcPr>
+          <w:p>
+            <w:pPr>
+              <w:spacing w:after="160" w:line="259" w:lineRule="auto"/>
+            </w:pPr>
+          </w:p>
+        </w:tc>
+        <w:tc>
+          <w:tcPr>
+            <w:tcW w:w="0" w:type="auto"/>
+            <w:hideMark/>
+          </w:tcPr>
+          <w:p>
+            <w:pPr>
+              <w:spacing w:after="160" w:line="259" w:lineRule="auto"/>
+            </w:pPr>
+            <w:proofErr w:type="spellStart"/>
+            <w:r>
+              <w:t>null</w:t>
+            </w:r>
+            <w:proofErr w:type="spellEnd"/>
+          </w:p>
+        </w:tc>
+        <w:tc>
+          <w:tcPr>
+            <w:tcW w:w="0" w:type="auto"/>
+            <w:hideMark/>
+          </w:tcPr>
+          <w:p>
+            <w:pPr>
+              <w:spacing w:after="160" w:line="259" w:lineRule="auto"/>
+            </w:pPr>
+            <w:r>
+              <w:t>[</w:t>
+            </w:r>
+            <w:proofErr w:type="spellStart"/>
+            <w:r>
+              <w:t>error</w:t>
+            </w:r>
+            <w:proofErr w:type="spellEnd"/>
+            <w:r>
+              <w:t>]</w:t>
+            </w:r>
+          </w:p>
+        </w:tc>
+      </w:tr>
+      <w:tr>
+        <w:tc>
+          <w:tcPr>
+            <w:tcW w:w="0" w:type="auto"/>
+            <w:vMerge w:val="restart"/>
+            <w:vAlign w:val="center"/>
+            <w:hideMark/>
+          </w:tcPr>
+          <w:p>
+            <w:pPr>
+              <w:spacing w:after="160" w:line="259" w:lineRule="auto"/>
+            </w:pPr>
+            <w:r>
+              <w:rPr>
+                <w:b/>
+                <w:bCs/>
+              </w:rPr>
+              <w:t>Stato File System (Dir)</w:t>
+            </w:r>
+          </w:p>
+        </w:tc>
+        <w:tc>
+          <w:tcPr>
+            <w:tcW w:w="0" w:type="auto"/>
+            <w:hideMark/>
+          </w:tcPr>
+          <w:p>
+            <w:pPr>
+              <w:spacing w:after="160" w:line="259" w:lineRule="auto"/>
+            </w:pPr>
+            <w:r>
+              <w:t>Cartella esistente e scrivibile</w:t>
+            </w:r>
+          </w:p>
+        </w:tc>
+        <w:tc>
+          <w:tcPr>
+            <w:tcW w:w="0" w:type="auto"/>
+            <w:hideMark/>
+          </w:tcPr>
+          <w:p>
+            <w:pPr>
+              <w:spacing w:after="160" w:line="259" w:lineRule="auto"/>
+            </w:pPr>
+            <w:r>
+              <w:t>[</w:t>
+            </w:r>
+            <w:proofErr w:type="spellStart"/>
+            <w:r>
+              <w:t>property</w:t>
+            </w:r>
+            <w:proofErr w:type="spellEnd"/>
+            <w:r>
+              <w:t xml:space="preserve"> </w:t>
+            </w:r>
+            <w:proofErr w:type="spellStart"/>
+            <w:r>
+              <w:t>FSOk</w:t>
+            </w:r>
+            <w:proofErr w:type="spellEnd"/>
+            <w:r>
+              <w:t>]</w:t>
+            </w:r>
+          </w:p>
+        </w:tc>
+      </w:tr>
+      <w:tr>
+        <w:tc>
+          <w:tcPr>
+            <w:tcW w:w="0" w:type="auto"/>
+            <w:vMerge/>
+            <w:hideMark/>
+          </w:tcPr>
+          <w:p>
+            <w:pPr>
+              <w:spacing w:after="160" w:line="259" w:lineRule="auto"/>
+            </w:pPr>
+          </w:p>
+        </w:tc>
+        <w:tc>
+          <w:tcPr>
+            <w:tcW w:w="0" w:type="auto"/>
+            <w:hideMark/>
+          </w:tcPr>
+          <w:p>
+            <w:pPr>
+              <w:spacing w:after="160" w:line="259" w:lineRule="auto"/>
+            </w:pPr>
+            <w:r>
+              <w:t>Cartella inesistente o permessi negati</w:t>
+            </w:r>
+          </w:p>
+        </w:tc>
+        <w:tc>
+          <w:tcPr>
+            <w:tcW w:w="0" w:type="auto"/>
+            <w:hideMark/>
+          </w:tcPr>
+          <w:p>
+            <w:pPr>
+              <w:spacing w:after="160" w:line="259" w:lineRule="auto"/>
+            </w:pPr>
+            <w:r>
+              <w:t>[</w:t>
+            </w:r>
+            <w:proofErr w:type="spellStart"/>
+            <w:r>
+              <w:t>error</w:t>
+            </w:r>
+            <w:proofErr w:type="spellEnd"/>
+            <w:r>
+              <w:t>]</w:t>
+            </w:r>
+          </w:p>
+        </w:tc>
+      </w:tr>
+      <w:tr>
+        <w:tc>
+          <w:tcPr>
+            <w:tcW w:w="0" w:type="auto"/>
+            <w:vMerge w:val="restart"/>
+            <w:hideMark/>
+          </w:tcPr>
+          <w:p>
+            <w:pPr>
+              <w:spacing w:after="160" w:line="259" w:lineRule="auto"/>
+            </w:pPr>
+            <w:r>
+              <w:rPr>
+                <w:b/>
+                <w:bCs/>
+              </w:rPr>
+              <w:lastRenderedPageBreak/>
+              <w:t>Stato File System (Spazio)</w:t>
+            </w:r>
+          </w:p>
+        </w:tc>
+        <w:tc>
+          <w:tcPr>
+            <w:tcW w:w="0" w:type="auto"/>
+            <w:hideMark/>
+          </w:tcPr>
+          <w:p>
+            <w:pPr>
+              <w:spacing w:after="160" w:line="259" w:lineRule="auto"/>
+            </w:pPr>
+            <w:r>
+              <w:t>Spazio su disco sufficiente</w:t>
+            </w:r>
+          </w:p>
+        </w:tc>
+        <w:tc>
+          <w:tcPr>
+            <w:tcW w:w="0" w:type="auto"/>
+            <w:hideMark/>
+          </w:tcPr>
+          <w:p>
+            <w:pPr>
+              <w:spacing w:after="160" w:line="259" w:lineRule="auto"/>
+            </w:pPr>
+            <w:r>
+              <w:t>[</w:t>
+            </w:r>
+            <w:proofErr w:type="spellStart"/>
+            <w:r>
+              <w:t>property</w:t>
+            </w:r>
+            <w:proofErr w:type="spellEnd"/>
+            <w:r>
+              <w:t xml:space="preserve"> </w:t>
+            </w:r>
+            <w:proofErr w:type="spellStart"/>
+            <w:r>
+              <w:t>SpaceOk</w:t>
+            </w:r>
+            <w:proofErr w:type="spellEnd"/>
+            <w:r>
+              <w:t>]</w:t>
+            </w:r>
+          </w:p>
+        </w:tc>
+      </w:tr>
+      <w:tr>
+        <w:tc>
+          <w:tcPr>
+            <w:tcW w:w="0" w:type="auto"/>
+            <w:vMerge/>
+            <w:hideMark/>
+          </w:tcPr>
+          <w:p>
+            <w:pPr>
+              <w:spacing w:after="160" w:line="259" w:lineRule="auto"/>
+            </w:pPr>
+          </w:p>
+        </w:tc>
+        <w:tc>
+          <w:tcPr>
+            <w:tcW w:w="0" w:type="auto"/>
+            <w:hideMark/>
+          </w:tcPr>
+          <w:p>
+            <w:pPr>
+              <w:spacing w:after="160" w:line="259" w:lineRule="auto"/>
+            </w:pPr>
+            <w:r>
+              <w:t>Disco pieno</w:t>
+            </w:r>
+          </w:p>
+        </w:tc>
+        <w:tc>
+          <w:tcPr>
+            <w:tcW w:w="0" w:type="auto"/>
+            <w:hideMark/>
+          </w:tcPr>
+          <w:p>
+            <w:pPr>
+              <w:spacing w:after="160" w:line="259" w:lineRule="auto"/>
+            </w:pPr>
+            <w:r>
+              <w:t>[</w:t>
+            </w:r>
+            <w:proofErr w:type="spellStart"/>
+            <w:r>
+              <w:t>error</w:t>
+            </w:r>
+            <w:proofErr w:type="spellEnd"/>
+            <w:r>
+              <w:t>]</w:t>
+            </w:r>
+          </w:p>
+        </w:tc>
+      </w:tr>
+    </w:tbl>
+    <w:p/>
+    <w:p>
+      <w:pPr>
+        <w:pStyle w:val="Titolo4"/>
+      </w:pPr>
+      <w:r>
+        <w:t>Test frames</w:t>
+      </w:r>
+    </w:p>
+    <w:p/>
+    <w:tbl>
+      <w:tblPr>
+        <w:tblStyle w:val="Grigliatabella"/>
+        <w:tblW w:w="0" w:type="auto"/>
+        <w:tblLook w:val="04A0" w:firstRow="1" w:lastRow="0" w:firstColumn="1" w:lastColumn="0" w:noHBand="0" w:noVBand="1"/>
+      </w:tblPr>
+      <w:tblGrid>
+        <w:gridCol w:w="1034"/>
+        <w:gridCol w:w="1493"/>
+        <w:gridCol w:w="1757"/>
+        <w:gridCol w:w="1960"/>
+        <w:gridCol w:w="3384"/>
+      </w:tblGrid>
+      <w:tr>
+        <w:tc>
+          <w:tcPr>
+            <w:tcW w:w="0" w:type="auto"/>
+            <w:hideMark/>
+          </w:tcPr>
+          <w:p>
+            <w:pPr>
+              <w:spacing w:after="160" w:line="259" w:lineRule="auto"/>
+            </w:pPr>
+            <w:r>
+              <w:rPr>
+                <w:b/>
+                <w:bCs/>
+              </w:rPr>
+              <w:t>ID Frame</w:t>
+            </w:r>
+          </w:p>
+        </w:tc>
+        <w:tc>
+          <w:tcPr>
+            <w:tcW w:w="0" w:type="auto"/>
+            <w:hideMark/>
+          </w:tcPr>
+          <w:p>
+            <w:pPr>
+              <w:spacing w:after="160" w:line="259" w:lineRule="auto"/>
+            </w:pPr>
+            <w:r>
+              <w:rPr>
+                <w:b/>
+                <w:bCs/>
+              </w:rPr>
+              <w:t xml:space="preserve">Input: </w:t>
+            </w:r>
+            <w:proofErr w:type="spellStart"/>
+            <w:r>
+              <w:rPr>
+                <w:b/>
+                <w:bCs/>
+              </w:rPr>
+              <w:t>FileItem</w:t>
+            </w:r>
+            <w:proofErr w:type="spellEnd"/>
+          </w:p>
+        </w:tc>
+        <w:tc>
+          <w:tcPr>
+            <w:tcW w:w="0" w:type="auto"/>
+            <w:hideMark/>
+          </w:tcPr>
+          <w:p>
+            <w:pPr>
+              <w:spacing w:after="160" w:line="259" w:lineRule="auto"/>
+            </w:pPr>
+            <w:r>
+              <w:rPr>
+                <w:b/>
+                <w:bCs/>
+              </w:rPr>
+              <w:t xml:space="preserve">Input: </w:t>
+            </w:r>
+            <w:proofErr w:type="spellStart"/>
+            <w:r>
+              <w:rPr>
+                <w:b/>
+                <w:bCs/>
+              </w:rPr>
+              <w:t>UploadDir</w:t>
+            </w:r>
+            <w:proofErr w:type="spellEnd"/>
+          </w:p>
+        </w:tc>
+        <w:tc>
+          <w:tcPr>
+            <w:tcW w:w="0" w:type="auto"/>
+            <w:hideMark/>
+          </w:tcPr>
+          <w:p>
+            <w:pPr>
+              <w:spacing w:after="160" w:line="259" w:lineRule="auto"/>
+            </w:pPr>
+            <w:r>
+              <w:rPr>
+                <w:b/>
+                <w:bCs/>
+              </w:rPr>
+              <w:t>Stato File System</w:t>
+            </w:r>
+          </w:p>
+        </w:tc>
+        <w:tc>
+          <w:tcPr>
+            <w:tcW w:w="0" w:type="auto"/>
+            <w:hideMark/>
+          </w:tcPr>
+          <w:p>
+            <w:pPr>
+              <w:spacing w:after="160" w:line="259" w:lineRule="auto"/>
+            </w:pPr>
+            <w:r>
+              <w:rPr>
+                <w:b/>
+                <w:bCs/>
+              </w:rPr>
+              <w:t>Risultato Atteso</w:t>
+            </w:r>
+          </w:p>
+        </w:tc>
+      </w:tr>
+      <w:tr>
+        <w:tc>
+          <w:tcPr>
+            <w:tcW w:w="0" w:type="auto"/>
+            <w:hideMark/>
+          </w:tcPr>
+          <w:p>
+            <w:pPr>
+              <w:spacing w:after="160" w:line="259" w:lineRule="auto"/>
+            </w:pPr>
+            <w:r>
+              <w:rPr>
+                <w:b/>
+                <w:bCs/>
+              </w:rPr>
+              <w:t>TF_1</w:t>
+            </w:r>
+          </w:p>
+        </w:tc>
+        <w:tc>
+          <w:tcPr>
+            <w:tcW w:w="0" w:type="auto"/>
+            <w:hideMark/>
+          </w:tcPr>
+          <w:p>
+            <w:pPr>
+              <w:spacing w:after="160" w:line="259" w:lineRule="auto"/>
+            </w:pPr>
+            <w:r>
+              <w:t>Valido</w:t>
+            </w:r>
+          </w:p>
+        </w:tc>
+        <w:tc>
+          <w:tcPr>
+            <w:tcW w:w="0" w:type="auto"/>
+            <w:hideMark/>
+          </w:tcPr>
+          <w:p>
+            <w:pPr>
+              <w:spacing w:after="160" w:line="259" w:lineRule="auto"/>
+            </w:pPr>
+            <w:r>
+              <w:t>Valido (Esistente)</w:t>
+            </w:r>
+          </w:p>
+        </w:tc>
+        <w:tc>
+          <w:tcPr>
+            <w:tcW w:w="0" w:type="auto"/>
+            <w:hideMark/>
+          </w:tcPr>
+          <w:p>
+            <w:pPr>
+              <w:spacing w:after="160" w:line="259" w:lineRule="auto"/>
+            </w:pPr>
+            <w:r>
+              <w:t>OK</w:t>
+            </w:r>
+          </w:p>
+        </w:tc>
+        <w:tc>
+          <w:tcPr>
+            <w:tcW w:w="0" w:type="auto"/>
+            <w:hideMark/>
+          </w:tcPr>
+          <w:p>
+            <w:pPr>
+              <w:spacing w:after="160" w:line="259" w:lineRule="auto"/>
+            </w:pPr>
+            <w:r>
+              <w:t>Restituisce Allegato popolato, file presente su disco.</w:t>
+            </w:r>
+          </w:p>
+        </w:tc>
+      </w:tr>
+      <w:tr>
+        <w:tc>
+          <w:tcPr>
+            <w:tcW w:w="0" w:type="auto"/>
+            <w:hideMark/>
+          </w:tcPr>
+          <w:p>
+            <w:pPr>
+              <w:spacing w:after="160" w:line="259" w:lineRule="auto"/>
+            </w:pPr>
+            <w:r>
+              <w:rPr>
+                <w:b/>
+                <w:bCs/>
+              </w:rPr>
+              <w:t>TF_2</w:t>
+            </w:r>
+          </w:p>
+        </w:tc>
+        <w:tc>
+          <w:tcPr>
+            <w:tcW w:w="0" w:type="auto"/>
+            <w:hideMark/>
+          </w:tcPr>
+          <w:p>
+            <w:pPr>
+              <w:spacing w:after="160" w:line="259" w:lineRule="auto"/>
+            </w:pPr>
+            <w:r>
+              <w:t>Valido</w:t>
+            </w:r>
+          </w:p>
+        </w:tc>
+        <w:tc>
+          <w:tcPr>
+            <w:tcW w:w="0" w:type="auto"/>
+            <w:hideMark/>
+          </w:tcPr>
+          <w:p>
+            <w:pPr>
+              <w:spacing w:after="160" w:line="259" w:lineRule="auto"/>
+            </w:pPr>
+            <w:r>
+              <w:t>Valido (Non esistente)</w:t>
+            </w:r>
+          </w:p>
+        </w:tc>
+        <w:tc>
+          <w:tcPr>
+            <w:tcW w:w="0" w:type="auto"/>
+            <w:hideMark/>
+          </w:tcPr>
+          <w:p>
+            <w:pPr>
+              <w:spacing w:after="160" w:line="259" w:lineRule="auto"/>
+            </w:pPr>
+            <w:r>
+              <w:t>OK (Permessi OK)</w:t>
+            </w:r>
+          </w:p>
+        </w:tc>
+        <w:tc>
+          <w:tcPr>
+            <w:tcW w:w="0" w:type="auto"/>
+            <w:hideMark/>
+          </w:tcPr>
+          <w:p>
+            <w:pPr>
+              <w:spacing w:after="160" w:line="259" w:lineRule="auto"/>
+            </w:pPr>
+            <w:r>
+              <w:t>Crea cartella, salva file, restituisce Allegato.</w:t>
+            </w:r>
+          </w:p>
+        </w:tc>
+      </w:tr>
+      <w:tr>
+        <w:tc>
+          <w:tcPr>
+            <w:tcW w:w="0" w:type="auto"/>
+            <w:hideMark/>
+          </w:tcPr>
+          <w:p>
+            <w:pPr>
+              <w:spacing w:after="160" w:line="259" w:lineRule="auto"/>
+            </w:pPr>
+            <w:r>
+              <w:rPr>
+                <w:b/>
+                <w:bCs/>
+              </w:rPr>
+              <w:t>TF_3</w:t>
+            </w:r>
+          </w:p>
+        </w:tc>
+        <w:tc>
+          <w:tcPr>
+            <w:tcW w:w="0" w:type="auto"/>
+            <w:hideMark/>
+          </w:tcPr>
+          <w:p>
+            <w:pPr>
+              <w:spacing w:after="160" w:line="259" w:lineRule="auto"/>
+            </w:pPr>
+            <w:r>
+              <w:t xml:space="preserve">Null (o Name </w:t>
+            </w:r>
+            <w:proofErr w:type="spellStart"/>
+            <w:r>
+              <w:t>null</w:t>
+            </w:r>
+            <w:proofErr w:type="spellEnd"/>
+            <w:r>
+              <w:t>)</w:t>
+            </w:r>
+          </w:p>
+        </w:tc>
+        <w:tc>
+          <w:tcPr>
+            <w:tcW w:w="0" w:type="auto"/>
+            <w:hideMark/>
+          </w:tcPr>
+          <w:p>
+            <w:pPr>
+              <w:spacing w:after="160" w:line="259" w:lineRule="auto"/>
+            </w:pPr>
+            <w:r>
+              <w:t>Valido</w:t>
+            </w:r>
+          </w:p>
+        </w:tc>
+        <w:tc>
+          <w:tcPr>
+            <w:tcW w:w="0" w:type="auto"/>
+            <w:hideMark/>
+          </w:tcPr>
+          <w:p>
+            <w:pPr>
+              <w:spacing w:after="160" w:line="259" w:lineRule="auto"/>
+            </w:pPr>
+            <w:r>
+              <w:t>Irrilevante</w:t>
+            </w:r>
+          </w:p>
+        </w:tc>
+        <w:tc>
+          <w:tcPr>
+            <w:tcW w:w="0" w:type="auto"/>
+            <w:hideMark/>
+          </w:tcPr>
+          <w:p>
+            <w:pPr>
+              <w:spacing w:after="160" w:line="259" w:lineRule="auto"/>
+            </w:pPr>
+            <w:r>
+              <w:t xml:space="preserve">Restituisce </w:t>
+            </w:r>
+            <w:proofErr w:type="spellStart"/>
+            <w:r>
+              <w:t>null</w:t>
+            </w:r>
+            <w:proofErr w:type="spellEnd"/>
+            <w:r>
+              <w:t xml:space="preserve"> (Input non valido).</w:t>
+            </w:r>
+          </w:p>
+        </w:tc>
+      </w:tr>
+      <w:tr>
+        <w:tc>
+          <w:tcPr>
+            <w:tcW w:w="0" w:type="auto"/>
+            <w:hideMark/>
+          </w:tcPr>
+          <w:p>
+            <w:pPr>
+              <w:spacing w:after="160" w:line="259" w:lineRule="auto"/>
+            </w:pPr>
+            <w:r>
+              <w:rPr>
+                <w:b/>
+                <w:bCs/>
+              </w:rPr>
+              <w:t>TF_4</w:t>
+            </w:r>
+          </w:p>
+        </w:tc>
+        <w:tc>
+          <w:tcPr>
+            <w:tcW w:w="0" w:type="auto"/>
+            <w:hideMark/>
+          </w:tcPr>
+          <w:p>
+            <w:pPr>
+              <w:spacing w:after="160" w:line="259" w:lineRule="auto"/>
+            </w:pPr>
+            <w:r>
+              <w:t>Valido</w:t>
+            </w:r>
+          </w:p>
+        </w:tc>
+        <w:tc>
+          <w:tcPr>
+            <w:tcW w:w="0" w:type="auto"/>
+            <w:hideMark/>
+          </w:tcPr>
+          <w:p>
+            <w:pPr>
+              <w:spacing w:after="160" w:line="259" w:lineRule="auto"/>
+            </w:pPr>
+            <w:r>
+              <w:t>Null</w:t>
+            </w:r>
+          </w:p>
+        </w:tc>
+        <w:tc>
+          <w:tcPr>
+            <w:tcW w:w="0" w:type="auto"/>
+            <w:hideMark/>
+          </w:tcPr>
+          <w:p>
+            <w:pPr>
+              <w:spacing w:after="160" w:line="259" w:lineRule="auto"/>
+            </w:pPr>
+            <w:r>
+              <w:t>Irrilevante</w:t>
+            </w:r>
+          </w:p>
+        </w:tc>
+        <w:tc>
+          <w:tcPr>
+            <w:tcW w:w="0" w:type="auto"/>
+            <w:hideMark/>
+          </w:tcPr>
+          <w:p>
+            <w:pPr>
+              <w:spacing w:after="160" w:line="259" w:lineRule="auto"/>
+            </w:pPr>
+            <w:r>
+              <w:t xml:space="preserve">Restituisce </w:t>
+            </w:r>
+            <w:proofErr w:type="spellStart"/>
+            <w:r>
+              <w:t>null</w:t>
+            </w:r>
+            <w:proofErr w:type="spellEnd"/>
+            <w:r>
+              <w:t xml:space="preserve"> (Input non valido).</w:t>
+            </w:r>
+          </w:p>
+        </w:tc>
+      </w:tr>
+      <w:tr>
+        <w:tc>
+          <w:tcPr>
+            <w:tcW w:w="0" w:type="auto"/>
+            <w:hideMark/>
+          </w:tcPr>
+          <w:p>
+            <w:pPr>
+              <w:spacing w:after="160" w:line="259" w:lineRule="auto"/>
+            </w:pPr>
+            <w:r>
+              <w:rPr>
+                <w:b/>
+                <w:bCs/>
+              </w:rPr>
+              <w:t>TF_5</w:t>
+            </w:r>
+          </w:p>
+        </w:tc>
+        <w:tc>
+          <w:tcPr>
+            <w:tcW w:w="0" w:type="auto"/>
+            <w:hideMark/>
+          </w:tcPr>
+          <w:p>
+            <w:pPr>
+              <w:spacing w:after="160" w:line="259" w:lineRule="auto"/>
+            </w:pPr>
+            <w:r>
+              <w:t>Valido</w:t>
+            </w:r>
+          </w:p>
+        </w:tc>
+        <w:tc>
+          <w:tcPr>
+            <w:tcW w:w="0" w:type="auto"/>
+            <w:hideMark/>
+          </w:tcPr>
+          <w:p>
+            <w:pPr>
+              <w:spacing w:after="160" w:line="259" w:lineRule="auto"/>
+            </w:pPr>
+            <w:r>
+              <w:t>Valido</w:t>
+            </w:r>
+          </w:p>
+        </w:tc>
+        <w:tc>
+          <w:tcPr>
+            <w:tcW w:w="0" w:type="auto"/>
+            <w:hideMark/>
+          </w:tcPr>
+          <w:p>
+            <w:pPr>
+              <w:spacing w:after="160" w:line="259" w:lineRule="auto"/>
+            </w:pPr>
+            <w:r>
+              <w:t>Permessi Negati / Read-</w:t>
+            </w:r>
+            <w:proofErr w:type="spellStart"/>
+            <w:r>
+              <w:t>only</w:t>
+            </w:r>
+            <w:proofErr w:type="spellEnd"/>
+          </w:p>
+        </w:tc>
+        <w:tc>
+          <w:tcPr>
+            <w:tcW w:w="0" w:type="auto"/>
+            <w:hideMark/>
+          </w:tcPr>
+          <w:p>
+            <w:pPr>
+              <w:spacing w:after="160" w:line="259" w:lineRule="auto"/>
+              <w:rPr>
+                <w:lang w:val="en-GB"/>
+              </w:rPr>
+            </w:pPr>
+            <w:proofErr w:type="spellStart"/>
+            <w:r>
+              <w:rPr>
+                <w:lang w:val="en-GB"/>
+              </w:rPr>
+              <w:t>RuntimeException</w:t>
+            </w:r>
+            <w:proofErr w:type="spellEnd"/>
+            <w:r>
+              <w:rPr>
+                <w:lang w:val="en-GB"/>
+              </w:rPr>
+              <w:t xml:space="preserve"> (</w:t>
+            </w:r>
+            <w:proofErr w:type="spellStart"/>
+            <w:r>
+              <w:rPr>
+                <w:lang w:val="en-GB"/>
+              </w:rPr>
+              <w:t>Errore</w:t>
+            </w:r>
+            <w:proofErr w:type="spellEnd"/>
+            <w:r>
+              <w:rPr>
+                <w:lang w:val="en-GB"/>
+              </w:rPr>
+              <w:t xml:space="preserve"> I/O).</w:t>
+            </w:r>
+          </w:p>
+        </w:tc>
+      </w:tr>
+      <w:tr>
+        <w:tc>
+          <w:tcPr>
+            <w:tcW w:w="0" w:type="auto"/>
+            <w:hideMark/>
+          </w:tcPr>
+          <w:p>
+            <w:pPr>
+              <w:spacing w:after="160" w:line="259" w:lineRule="auto"/>
+            </w:pPr>
+            <w:r>
+              <w:rPr>
+                <w:b/>
+                <w:bCs/>
+              </w:rPr>
+              <w:t>TF_6</w:t>
+            </w:r>
+          </w:p>
+        </w:tc>
+        <w:tc>
+          <w:tcPr>
+            <w:tcW w:w="0" w:type="auto"/>
+            <w:hideMark/>
+          </w:tcPr>
+          <w:p>
+            <w:pPr>
+              <w:spacing w:after="160" w:line="259" w:lineRule="auto"/>
+            </w:pPr>
+            <w:r>
+              <w:t>Valido</w:t>
+            </w:r>
+          </w:p>
+        </w:tc>
+        <w:tc>
+          <w:tcPr>
+            <w:tcW w:w="0" w:type="auto"/>
+            <w:hideMark/>
+          </w:tcPr>
+          <w:p>
+            <w:pPr>
+              <w:spacing w:after="160" w:line="259" w:lineRule="auto"/>
+            </w:pPr>
+            <w:r>
+              <w:t>Valido</w:t>
+            </w:r>
+          </w:p>
+        </w:tc>
+        <w:tc>
+          <w:tcPr>
+            <w:tcW w:w="0" w:type="auto"/>
+            <w:hideMark/>
+          </w:tcPr>
+          <w:p>
+            <w:pPr>
+              <w:spacing w:after="160" w:line="259" w:lineRule="auto"/>
+            </w:pPr>
+            <w:r>
+              <w:t>Disco Pieno</w:t>
+            </w:r>
+          </w:p>
+        </w:tc>
+        <w:tc>
+          <w:tcPr>
+            <w:tcW w:w="0" w:type="auto"/>
+            <w:hideMark/>
+          </w:tcPr>
+          <w:p>
+            <w:pPr>
+              <w:spacing w:after="160" w:line="259" w:lineRule="auto"/>
+              <w:rPr>
+                <w:lang w:val="en-GB"/>
+              </w:rPr>
+            </w:pPr>
+            <w:proofErr w:type="spellStart"/>
+            <w:r>
+              <w:rPr>
+                <w:lang w:val="en-GB"/>
+              </w:rPr>
+              <w:t>RuntimeException</w:t>
+            </w:r>
+            <w:proofErr w:type="spellEnd"/>
+            <w:r>
+              <w:rPr>
+                <w:lang w:val="en-GB"/>
+              </w:rPr>
+              <w:t xml:space="preserve"> (</w:t>
+            </w:r>
+            <w:proofErr w:type="spellStart"/>
+            <w:r>
+              <w:rPr>
+                <w:lang w:val="en-GB"/>
+              </w:rPr>
+              <w:t>Errore</w:t>
+            </w:r>
+            <w:proofErr w:type="spellEnd"/>
+            <w:r>
+              <w:rPr>
+                <w:lang w:val="en-GB"/>
+              </w:rPr>
+              <w:t xml:space="preserve"> I/O).</w:t>
+            </w:r>
+          </w:p>
+        </w:tc>
+      </w:tr>
+    </w:tbl>
+    <w:p>
+      <w:pPr>
+        <w:rPr>
+          <w:lang w:val="en-GB"/>
+        </w:rPr>
       </w:pPr>
     </w:p>
-    <w:p/>
-    <w:p/>
-    <w:p/>
+    <w:p>
+      <w:pPr>
+        <w:rPr>
+          <w:lang w:val="en-GB"/>
+        </w:rPr>
+      </w:pPr>
+    </w:p>
+    <w:p>
+      <w:pPr>
+        <w:rPr>
+          <w:lang w:val="en-GB"/>
+        </w:rPr>
+      </w:pPr>
+    </w:p>
     <w:p>
       <w:pPr>
         <w:pStyle w:val="Titolo2"/>
@@ -7095,7 +9135,6 @@
                 <w:b/>
                 <w:bCs/>
               </w:rPr>
-              <w:lastRenderedPageBreak/>
               <w:t>TF_3</w:t>
             </w:r>
           </w:p>
@@ -7911,6 +9950,7 @@
                 <w:b/>
                 <w:bCs/>
               </w:rPr>
+              <w:lastRenderedPageBreak/>
               <w:t>ID Frame</w:t>
             </w:r>
           </w:p>
@@ -8505,7 +10545,6 @@
       </w:pPr>
       <w:proofErr w:type="spellStart"/>
       <w:r>
-        <w:lastRenderedPageBreak/>
         <w:t>completaTask</w:t>
       </w:r>
       <w:proofErr w:type="spellEnd"/>
@@ -9345,6 +11384,7 @@
                 <w:b/>
                 <w:bCs/>
               </w:rPr>
+              <w:lastRenderedPageBreak/>
               <w:t>TF_3</w:t>
             </w:r>
           </w:p>
@@ -10138,6 +12178,7 @@
   <w:style w:type="character" w:default="1" w:styleId="Carpredefinitoparagrafo">
     <w:name w:val="Default Paragraph Font"/>
     <w:uiPriority w:val="1"/>
+    <w:semiHidden/>
     <w:unhideWhenUsed/>
   </w:style>
   <w:style w:type="table" w:default="1" w:styleId="Tabellanormale">

--- a/Workspace/Testing/Test plan/punti singoli/TestPlan unit testing/Testplan - TaskCommonService.docx
+++ b/Workspace/Testing/Test plan/punti singoli/TestPlan unit testing/Testplan - TaskCommonService.docx
@@ -4849,7 +4849,7 @@
             </w:r>
             <w:proofErr w:type="spellEnd"/>
             <w:r>
-              <w:t xml:space="preserve"> o ""</w:t>
+              <w:t xml:space="preserve"> </w:t>
             </w:r>
           </w:p>
         </w:tc>
@@ -4916,11 +4916,13 @@
         <w:tc>
           <w:tcPr>
             <w:tcW w:w="0" w:type="auto"/>
-            <w:hideMark/>
-          </w:tcPr>
-          <w:p>
-            <w:pPr>
-              <w:spacing w:after="160" w:line="259" w:lineRule="auto"/>
+          </w:tcPr>
+          <w:p>
+            <w:pPr>
+              <w:rPr>
+                <w:b/>
+                <w:bCs/>
+              </w:rPr>
             </w:pPr>
             <w:r>
               <w:rPr>
@@ -4934,6 +4936,85 @@
         <w:tc>
           <w:tcPr>
             <w:tcW w:w="0" w:type="auto"/>
+          </w:tcPr>
+          <w:p>
+            <w:r>
+              <w:t>Titolo vuoto</w:t>
+            </w:r>
+          </w:p>
+        </w:tc>
+        <w:tc>
+          <w:tcPr>
+            <w:tcW w:w="0" w:type="auto"/>
+          </w:tcPr>
+          <w:p>
+            <w:r>
+              <w:t>Valid</w:t>
+            </w:r>
+          </w:p>
+        </w:tc>
+        <w:tc>
+          <w:tcPr>
+            <w:tcW w:w="0" w:type="auto"/>
+          </w:tcPr>
+          <w:p>
+            <w:r>
+              <w:t>Positive</w:t>
+            </w:r>
+          </w:p>
+        </w:tc>
+        <w:tc>
+          <w:tcPr>
+            <w:tcW w:w="0" w:type="auto"/>
+          </w:tcPr>
+          <w:p>
+            <w:r>
+              <w:t>Irrilevante</w:t>
+            </w:r>
+          </w:p>
+        </w:tc>
+        <w:tc>
+          <w:tcPr>
+            <w:tcW w:w="0" w:type="auto"/>
+          </w:tcPr>
+          <w:p>
+            <w:proofErr w:type="spellStart"/>
+            <w:r>
+              <w:t>IllegalArgumentException</w:t>
+            </w:r>
+            <w:proofErr w:type="spellEnd"/>
+          </w:p>
+        </w:tc>
+      </w:tr>
+      <w:tr>
+        <w:tc>
+          <w:tcPr>
+            <w:tcW w:w="0" w:type="auto"/>
+            <w:hideMark/>
+          </w:tcPr>
+          <w:p>
+            <w:pPr>
+              <w:spacing w:after="160" w:line="259" w:lineRule="auto"/>
+            </w:pPr>
+            <w:r>
+              <w:rPr>
+                <w:b/>
+                <w:bCs/>
+              </w:rPr>
+              <w:t>TF_</w:t>
+            </w:r>
+            <w:r>
+              <w:rPr>
+                <w:b/>
+                <w:bCs/>
+              </w:rPr>
+              <w:t>4</w:t>
+            </w:r>
+          </w:p>
+        </w:tc>
+        <w:tc>
+          <w:tcPr>
+            <w:tcW w:w="0" w:type="auto"/>
             <w:hideMark/>
           </w:tcPr>
           <w:p>
@@ -5020,7 +5101,14 @@
                 <w:bCs/>
               </w:rPr>
               <w:lastRenderedPageBreak/>
-              <w:t>TF_4</w:t>
+              <w:t>TF_</w:t>
+            </w:r>
+            <w:r>
+              <w:rPr>
+                <w:b/>
+                <w:bCs/>
+              </w:rPr>
+              <w:t>5</w:t>
             </w:r>
           </w:p>
         </w:tc>
@@ -5123,7 +5211,14 @@
                 <w:b/>
                 <w:bCs/>
               </w:rPr>
-              <w:t>TF_5</w:t>
+              <w:t>TF_</w:t>
+            </w:r>
+            <w:r>
+              <w:rPr>
+                <w:b/>
+                <w:bCs/>
+              </w:rPr>
+              <w:t>6</w:t>
             </w:r>
           </w:p>
         </w:tc>
@@ -5217,7 +5312,7 @@
                 <w:b/>
                 <w:bCs/>
               </w:rPr>
-              <w:t>TF_6</w:t>
+              <w:t>TF_7</w:t>
             </w:r>
           </w:p>
         </w:tc>
@@ -5289,7 +5384,14 @@
                 <w:b/>
                 <w:bCs/>
               </w:rPr>
-              <w:t>TF_6</w:t>
+              <w:t>TF_</w:t>
+            </w:r>
+            <w:r>
+              <w:rPr>
+                <w:b/>
+                <w:bCs/>
+              </w:rPr>
+              <w:t>8</w:t>
             </w:r>
           </w:p>
         </w:tc>
@@ -5384,7 +5486,14 @@
                 <w:b/>
                 <w:bCs/>
               </w:rPr>
-              <w:t>TF_7</w:t>
+              <w:t>TF_</w:t>
+            </w:r>
+            <w:r>
+              <w:rPr>
+                <w:b/>
+                <w:bCs/>
+              </w:rPr>
+              <w:t>9</w:t>
             </w:r>
           </w:p>
         </w:tc>
@@ -5479,7 +5588,14 @@
                 <w:b/>
                 <w:bCs/>
               </w:rPr>
-              <w:t>TF_8</w:t>
+              <w:t>TF_</w:t>
+            </w:r>
+            <w:r>
+              <w:rPr>
+                <w:b/>
+                <w:bCs/>
+              </w:rPr>
+              <w:t>10</w:t>
             </w:r>
           </w:p>
         </w:tc>
@@ -5553,6 +5669,164 @@
             <w:pPr>
               <w:spacing w:after="160" w:line="259" w:lineRule="auto"/>
             </w:pPr>
+            <w:proofErr w:type="spellStart"/>
+            <w:r>
+              <w:t>IllegalArgumentException</w:t>
+            </w:r>
+            <w:proofErr w:type="spellEnd"/>
+          </w:p>
+        </w:tc>
+      </w:tr>
+      <w:tr>
+        <w:tc>
+          <w:tcPr>
+            <w:tcW w:w="0" w:type="auto"/>
+          </w:tcPr>
+          <w:p>
+            <w:pPr>
+              <w:rPr>
+                <w:b/>
+                <w:bCs/>
+              </w:rPr>
+            </w:pPr>
+            <w:r>
+              <w:rPr>
+                <w:b/>
+                <w:bCs/>
+              </w:rPr>
+              <w:t>TF_11</w:t>
+            </w:r>
+          </w:p>
+        </w:tc>
+        <w:tc>
+          <w:tcPr>
+            <w:tcW w:w="0" w:type="auto"/>
+          </w:tcPr>
+          <w:p>
+            <w:r>
+              <w:t xml:space="preserve">Istruzioni </w:t>
+            </w:r>
+            <w:proofErr w:type="spellStart"/>
+            <w:r>
+              <w:t>null</w:t>
+            </w:r>
+            <w:proofErr w:type="spellEnd"/>
+          </w:p>
+        </w:tc>
+        <w:tc>
+          <w:tcPr>
+            <w:tcW w:w="0" w:type="auto"/>
+          </w:tcPr>
+          <w:p>
+            <w:r>
+              <w:t>Valid</w:t>
+            </w:r>
+          </w:p>
+        </w:tc>
+        <w:tc>
+          <w:tcPr>
+            <w:tcW w:w="0" w:type="auto"/>
+          </w:tcPr>
+          <w:p>
+            <w:r>
+              <w:t xml:space="preserve">Positive </w:t>
+            </w:r>
+          </w:p>
+        </w:tc>
+        <w:tc>
+          <w:tcPr>
+            <w:tcW w:w="0" w:type="auto"/>
+          </w:tcPr>
+          <w:p>
+            <w:r>
+              <w:t>Irrilevante</w:t>
+            </w:r>
+          </w:p>
+        </w:tc>
+        <w:tc>
+          <w:tcPr>
+            <w:tcW w:w="0" w:type="auto"/>
+          </w:tcPr>
+          <w:p>
+            <w:proofErr w:type="spellStart"/>
+            <w:r>
+              <w:t>IllegalArgumentException</w:t>
+            </w:r>
+            <w:proofErr w:type="spellEnd"/>
+          </w:p>
+        </w:tc>
+      </w:tr>
+      <w:tr>
+        <w:tc>
+          <w:tcPr>
+            <w:tcW w:w="0" w:type="auto"/>
+          </w:tcPr>
+          <w:p>
+            <w:pPr>
+              <w:rPr>
+                <w:b/>
+                <w:bCs/>
+              </w:rPr>
+            </w:pPr>
+            <w:r>
+              <w:rPr>
+                <w:b/>
+                <w:bCs/>
+              </w:rPr>
+              <w:t>TF_12</w:t>
+            </w:r>
+          </w:p>
+        </w:tc>
+        <w:tc>
+          <w:tcPr>
+            <w:tcW w:w="0" w:type="auto"/>
+          </w:tcPr>
+          <w:p>
+            <w:r>
+              <w:t>Valid</w:t>
+            </w:r>
+          </w:p>
+        </w:tc>
+        <w:tc>
+          <w:tcPr>
+            <w:tcW w:w="0" w:type="auto"/>
+          </w:tcPr>
+          <w:p>
+            <w:r>
+              <w:t xml:space="preserve">Scadenza </w:t>
+            </w:r>
+            <w:proofErr w:type="spellStart"/>
+            <w:r>
+              <w:t>null</w:t>
+            </w:r>
+            <w:proofErr w:type="spellEnd"/>
+          </w:p>
+        </w:tc>
+        <w:tc>
+          <w:tcPr>
+            <w:tcW w:w="0" w:type="auto"/>
+          </w:tcPr>
+          <w:p>
+            <w:r>
+              <w:t xml:space="preserve">Positive </w:t>
+            </w:r>
+          </w:p>
+        </w:tc>
+        <w:tc>
+          <w:tcPr>
+            <w:tcW w:w="0" w:type="auto"/>
+          </w:tcPr>
+          <w:p>
+            <w:r>
+              <w:t>Irrilevante</w:t>
+            </w:r>
+          </w:p>
+        </w:tc>
+        <w:tc>
+          <w:tcPr>
+            <w:tcW w:w="0" w:type="auto"/>
+          </w:tcPr>
+          <w:p>
             <w:proofErr w:type="spellStart"/>
             <w:r>
               <w:t>IllegalArgumentException</w:t>
@@ -6057,6 +6331,7 @@
                 <w:b/>
                 <w:bCs/>
               </w:rPr>
+              <w:lastRenderedPageBreak/>
               <w:t>TF_2</w:t>
             </w:r>
           </w:p>
@@ -6129,7 +6404,6 @@
                 <w:b/>
                 <w:bCs/>
               </w:rPr>
-              <w:lastRenderedPageBreak/>
               <w:t>TF_3</w:t>
             </w:r>
           </w:p>
@@ -7440,7 +7714,6 @@
                 <w:b/>
                 <w:bCs/>
               </w:rPr>
-              <w:lastRenderedPageBreak/>
               <w:t>Stato File System (Spazio)</w:t>
             </w:r>
           </w:p>
@@ -8698,6 +8971,7 @@
                 <w:b/>
                 <w:bCs/>
               </w:rPr>
+              <w:lastRenderedPageBreak/>
               <w:t>Stato DB (Task)</w:t>
             </w:r>
           </w:p>
@@ -9917,6 +10191,7 @@
         <w:pStyle w:val="Titolo4"/>
       </w:pPr>
       <w:r>
+        <w:lastRenderedPageBreak/>
         <w:t>Test frames</w:t>
       </w:r>
     </w:p>
@@ -9950,7 +10225,6 @@
                 <w:b/>
                 <w:bCs/>
               </w:rPr>
-              <w:lastRenderedPageBreak/>
               <w:t>ID Frame</w:t>
             </w:r>
           </w:p>
@@ -11294,6 +11568,7 @@
                 <w:b/>
                 <w:bCs/>
               </w:rPr>
+              <w:lastRenderedPageBreak/>
               <w:t>TF_2</w:t>
             </w:r>
           </w:p>
@@ -11384,7 +11659,6 @@
                 <w:b/>
                 <w:bCs/>
               </w:rPr>
-              <w:lastRenderedPageBreak/>
               <w:t>TF_3</w:t>
             </w:r>
           </w:p>
